--- a/templates/preprocessed/c3d6868643fdf645.docx
+++ b/templates/preprocessed/c3d6868643fdf645.docx
@@ -79,10 +79,7 @@
         </w:rPr>
       </w:pPr>
       <w:r>
-        <w:rPr>
-          <w:rFonts w:hint="eastAsia"/>
-        </w:rPr>
-        <w:t>清华大学经济管理学院 数智审计研究中心 —— 人工智能研究助理</w:t>
+        <w:t>{{ summary }}</w:t>
       </w:r>
     </w:p>
     <w:p>
@@ -201,165 +198,114 @@
         </w:rPr>
       </w:pPr>
       <w:r>
-        <w:t>{{ projects_0_time }}  {{ projects_0_name }}  |  {{ projects_0_role }}</w:t>
-      </w:r>
-    </w:p>
-    <w:p>
-      <w:pPr>
-        <w:rPr>
-          <w:rFonts w:hint="eastAsia"/>
-        </w:rPr>
-      </w:pPr>
-      <w:r>
-        <w:rPr>
-          <w:rFonts w:hint="eastAsia"/>
-        </w:rPr>
-        <w:t>目标：将人岗匹配的主观决策问题转化为可量化的匹配度模型。</w:t>
-      </w:r>
-    </w:p>
-    <w:p>
-      <w:pPr>
-        <w:rPr>
-          <w:rFonts w:hint="eastAsia"/>
-        </w:rPr>
-      </w:pPr>
-      <w:r>
-        <w:rPr>
-          <w:rFonts w:hint="eastAsia"/>
-        </w:rPr>
-        <w:t>实现：利用Python提取职位描述和简历的关键特征，基于TF-IDF和embedding技术构建文本向量，设计相似度计算算法，实现多维度匹配评分，并生成优先级排序报告。</w:t>
-      </w:r>
-    </w:p>
-    <w:p>
-      <w:pPr>
-        <w:rPr>
-          <w:rFonts w:hint="eastAsia"/>
-        </w:rPr>
-      </w:pPr>
-      <w:r>
-        <w:rPr>
-          <w:rFonts w:hint="eastAsia"/>
-        </w:rPr>
-        <w:t>迁移价值：该模型的“特征提取-相似度计算-异常值识别”逻辑，可直接迁移至审计场景中的关联交易识别或舞弊风险特征匹配。目前已形成可复用的技术思路。</w:t>
-      </w:r>
-    </w:p>
-    <w:p>
-      <w:pPr>
-        <w:rPr>
-          <w:rFonts w:hint="eastAsia"/>
-        </w:rPr>
-      </w:pPr>
-    </w:p>
-    <w:p>
-      <w:pPr>
-        <w:rPr>
-          <w:rFonts w:hint="eastAsia"/>
-        </w:rPr>
-      </w:pPr>
-      <w:r>
-        <w:rPr>
-          <w:rFonts w:hint="eastAsia"/>
-        </w:rPr>
-        <w:t>2. 行业热点聚合与智能简报系统 —— 风险情报自动采集原型</w:t>
-      </w:r>
-    </w:p>
-    <w:p>
-      <w:pPr>
-        <w:rPr>
-          <w:rFonts w:hint="eastAsia"/>
-        </w:rPr>
-      </w:pPr>
-      <w:r>
-        <w:rPr>
-          <w:rFonts w:hint="eastAsia"/>
-        </w:rPr>
-        <w:t>目标：从指定信源（如新闻网站、监管机构公告）自动抓取信息，生成结构化简报。</w:t>
-      </w:r>
-    </w:p>
-    <w:p>
-      <w:pPr>
-        <w:rPr>
-          <w:rFonts w:hint="eastAsia"/>
-        </w:rPr>
-      </w:pPr>
-      <w:r>
-        <w:rPr>
-          <w:rFonts w:hint="eastAsia"/>
-        </w:rPr>
-        <w:t>实现：搭建自动化“采集-处理-生成”pipeline，调用大语言模型API进行关键信息提取、去重和摘要生成。</w:t>
-      </w:r>
-    </w:p>
-    <w:p>
-      <w:pPr>
-        <w:rPr>
-          <w:rFonts w:hint="eastAsia"/>
-        </w:rPr>
-      </w:pPr>
-      <w:r>
-        <w:rPr>
-          <w:rFonts w:hint="eastAsia"/>
-        </w:rPr>
-        <w:t>迁移价值：该原型展示了从非结构化文本到结构化情报的自动化能力，可用于审计场景中自动抓取证监会、交易所公告，提取关键风险信号，生成实时风险情报简报。</w:t>
-      </w:r>
-    </w:p>
-    <w:p>
-      <w:pPr>
-        <w:rPr>
-          <w:rFonts w:hint="eastAsia"/>
-        </w:rPr>
-      </w:pPr>
-    </w:p>
-    <w:p>
-      <w:pPr>
-        <w:rPr>
-          <w:rFonts w:hint="eastAsia"/>
-        </w:rPr>
-      </w:pPr>
-      <w:r>
-        <w:rPr>
-          <w:rFonts w:hint="eastAsia"/>
-        </w:rPr>
-        <w:t>3. 时令养生食谱生成器 —— 垂直领域知识库+LLM应用示例</w:t>
-      </w:r>
-    </w:p>
-    <w:p>
-      <w:pPr>
-        <w:rPr>
-          <w:rFonts w:hint="eastAsia"/>
-        </w:rPr>
-      </w:pPr>
-      <w:r>
-        <w:rPr>
-          <w:rFonts w:hint="eastAsia"/>
-        </w:rPr>
-        <w:t>目标：结合节气、功效等先验知识，通过LLM生成个性化方案。</w:t>
-      </w:r>
-    </w:p>
-    <w:p>
-      <w:pPr>
-        <w:rPr>
-          <w:rFonts w:hint="eastAsia"/>
-        </w:rPr>
-      </w:pPr>
-      <w:r>
-        <w:rPr>
-          <w:rFonts w:hint="eastAsia"/>
-        </w:rPr>
-        <w:t>实现：构建小型知识库，设计提示词链引导LLM输出符合领域规则的文本。</w:t>
-      </w:r>
-    </w:p>
-    <w:p>
-      <w:pPr>
-        <w:rPr>
-          <w:rFonts w:hint="eastAsia"/>
-        </w:rPr>
-      </w:pPr>
-      <w:r>
-        <w:rPr>
-          <w:rFonts w:hint="eastAsia"/>
-        </w:rPr>
-        <w:t>迁移价值：该模式可应用于审计知识库问答、内部控制规则查询等场景，是“知识库+大模型”在垂直领域落地的典型实践。</w:t>
-      </w:r>
+        <w:t>1. {{ projects_0_name }} —— {{ projects_0_role }}</w:t>
+      </w:r>
+    </w:p>
+    <w:p>
+      <w:pPr>
+        <w:rPr>
+          <w:rFonts w:hint="eastAsia"/>
+        </w:rPr>
+      </w:pPr>
+      <w:r>
+        <w:t>{{ projects_0_tailored }}</w:t>
+      </w:r>
+    </w:p>
+    <w:p>
+      <w:pPr>
+        <w:rPr>
+          <w:rFonts w:hint="eastAsia"/>
+        </w:rPr>
+      </w:pPr>
+    </w:p>
+    <w:p>
+      <w:pPr>
+        <w:rPr>
+          <w:rFonts w:hint="eastAsia"/>
+        </w:rPr>
+      </w:pPr>
+    </w:p>
+    <w:p>
+      <w:pPr>
+        <w:rPr>
+          <w:rFonts w:hint="eastAsia"/>
+        </w:rPr>
+      </w:pPr>
+    </w:p>
+    <w:p>
+      <w:pPr>
+        <w:rPr>
+          <w:rFonts w:hint="eastAsia"/>
+        </w:rPr>
+      </w:pPr>
+      <w:r>
+        <w:t>2. {{ projects_1_name }} —— {{ projects_1_role }}</w:t>
+      </w:r>
+    </w:p>
+    <w:p>
+      <w:pPr>
+        <w:rPr>
+          <w:rFonts w:hint="eastAsia"/>
+        </w:rPr>
+      </w:pPr>
+      <w:r>
+        <w:t>{{ projects_1_tailored }}</w:t>
+      </w:r>
+    </w:p>
+    <w:p>
+      <w:pPr>
+        <w:rPr>
+          <w:rFonts w:hint="eastAsia"/>
+        </w:rPr>
+      </w:pPr>
+    </w:p>
+    <w:p>
+      <w:pPr>
+        <w:rPr>
+          <w:rFonts w:hint="eastAsia"/>
+        </w:rPr>
+      </w:pPr>
+    </w:p>
+    <w:p>
+      <w:pPr>
+        <w:rPr>
+          <w:rFonts w:hint="eastAsia"/>
+        </w:rPr>
+      </w:pPr>
+    </w:p>
+    <w:p>
+      <w:pPr>
+        <w:rPr>
+          <w:rFonts w:hint="eastAsia"/>
+        </w:rPr>
+      </w:pPr>
+      <w:r>
+        <w:t>3. {{ projects_2_name }} —— {{ projects_2_role }}</w:t>
+      </w:r>
+    </w:p>
+    <w:p>
+      <w:pPr>
+        <w:rPr>
+          <w:rFonts w:hint="eastAsia"/>
+        </w:rPr>
+      </w:pPr>
+      <w:r>
+        <w:t>{{ projects_2_tailored }}</w:t>
+      </w:r>
+    </w:p>
+    <w:p>
+      <w:pPr>
+        <w:rPr>
+          <w:rFonts w:hint="eastAsia"/>
+        </w:rPr>
+      </w:pPr>
+    </w:p>
+    <w:p>
+      <w:pPr>
+        <w:rPr>
+          <w:rFonts w:hint="eastAsia"/>
+        </w:rPr>
+      </w:pPr>
     </w:p>
     <w:p>
       <w:pPr>
@@ -411,17 +357,9 @@
       </w:pPr>
       <w:r>
         <w:rPr>
-          <w:rFonts w:hint="eastAsia"/>
-          <w:b/>
-          <w:bCs/>
-        </w:rPr>
-        <w:t>核心项目</w:t>
-      </w:r>
-      <w:r>
-        <w:rPr>
-          <w:rFonts w:hint="eastAsia"/>
-        </w:rPr>
-        <w:t>：SAS Viya平台数据格式处理系统</w:t>
+          <w:b/>
+        </w:rPr>
+        <w:t>{{ work_experience_0_tailored }}</w:t>
       </w:r>
     </w:p>
     <w:p>
@@ -435,12 +373,6 @@
           <w:rFonts w:hint="eastAsia"/>
         </w:rPr>
       </w:pPr>
-      <w:r>
-        <w:rPr>
-          <w:rFonts w:hint="eastAsia"/>
-        </w:rPr>
-        <w:t>负责SAS Viya这一企业级AI分析平台的底层数据格式处理模块，为平台上层的数据分析和AI模型（包括SAS Copilot生成式AI功能）提供统一、高效的数据接口支持。</w:t>
-      </w:r>
     </w:p>
     <w:p>
       <w:pPr>
@@ -694,10 +626,7 @@
         </w:rPr>
       </w:pPr>
       <w:r>
-        <w:rPr>
-          <w:rFonts w:hint="eastAsia"/>
-        </w:rPr>
-        <w:t>中国石油大学（华东） | 计算机应用、英语 双学士 | 1995 – 1999</w:t>
+        <w:t>{{ education_0_tailored }}</w:t>
       </w:r>
     </w:p>
     <w:p>

--- a/templates/preprocessed/c3d6868643fdf645.docx
+++ b/templates/preprocessed/c3d6868643fdf645.docx
@@ -393,12 +393,6 @@
           <w:rFonts w:hint="eastAsia"/>
         </w:rPr>
       </w:pPr>
-      <w:r>
-        <w:rPr>
-          <w:rFonts w:hint="eastAsia"/>
-        </w:rPr>
-        <w:t>深入理解企业级AI平台的全链路技术逻辑：从底层数据接入、格式标准化，到上层特征工程、模型训练与部署，具备全局视野。</w:t>
-      </w:r>
     </w:p>
     <w:p>
       <w:pPr>
@@ -419,12 +413,6 @@
           <w:rFonts w:hint="eastAsia"/>
         </w:rPr>
       </w:pPr>
-      <w:r>
-        <w:rPr>
-          <w:rFonts w:hint="eastAsia"/>
-        </w:rPr>
-        <w:t>长期实践AI辅助编程，并将此高效工作方法论应用于内容生成和自动化流程的探索中，培养了快速构建工具原型的能力。</w:t>
-      </w:r>
     </w:p>
     <w:p>
       <w:pPr>
@@ -448,14 +436,6 @@
           <w:rFonts w:hint="eastAsia"/>
         </w:rPr>
       </w:pPr>
-      <w:r>
-        <w:rPr>
-          <w:rFonts w:hint="eastAsia"/>
-          <w:b/>
-          <w:bCs/>
-        </w:rPr>
-        <w:t>技术影响力与沟通能力</w:t>
-      </w:r>
     </w:p>
     <w:p>
       <w:pPr>
@@ -468,12 +448,6 @@
           <w:rFonts w:hint="eastAsia"/>
         </w:rPr>
       </w:pPr>
-      <w:r>
-        <w:rPr>
-          <w:rFonts w:hint="eastAsia"/>
-        </w:rPr>
-        <w:t>于“SAS全球技术论坛（2019）”进行技术演讲，具备良好的技术表达和跨团队沟通能力。</w:t>
-      </w:r>
     </w:p>
     <w:p>
       <w:pPr>
@@ -486,39 +460,25 @@
           <w:rFonts w:hint="eastAsia"/>
         </w:rPr>
       </w:pPr>
-      <w:r>
-        <w:rPr>
-          <w:rFonts w:hint="eastAsia"/>
-        </w:rPr>
-        <w:t>荣获“SAS北京研发中心3C奖（2014）”，表彰在团队协作、客户贡献和文化建设方面的突出表现。</w:t>
-      </w:r>
-    </w:p>
-    <w:p>
-      <w:pPr>
-        <w:rPr>
-          <w:rFonts w:hint="eastAsia"/>
-        </w:rPr>
-      </w:pPr>
-    </w:p>
-    <w:p>
-      <w:pPr>
-        <w:rPr>
-          <w:rFonts w:hint="eastAsia"/>
-        </w:rPr>
-      </w:pPr>
-      <w:r>
-        <w:rPr>
-          <w:rFonts w:hint="eastAsia"/>
-          <w:b/>
-          <w:bCs/>
-        </w:rPr>
-        <w:t>中国石油集团东方地球物理公司软件与方法研究中心</w:t>
-      </w:r>
-      <w:r>
-        <w:rPr>
-          <w:rFonts w:hint="eastAsia"/>
-        </w:rPr>
-        <w:t xml:space="preserve"> | 软件工程师 | 1999.7 – 2005.10</w:t>
+    </w:p>
+    <w:p>
+      <w:pPr>
+        <w:rPr>
+          <w:rFonts w:hint="eastAsia"/>
+        </w:rPr>
+      </w:pPr>
+    </w:p>
+    <w:p>
+      <w:pPr>
+        <w:rPr>
+          <w:rFonts w:hint="eastAsia"/>
+        </w:rPr>
+      </w:pPr>
+      <w:r>
+        <w:rPr>
+          <w:b/>
+        </w:rPr>
+        <w:t>{{ work_experience_1_time }}  {{ work_experience_1_company }}  |  {{ work_experience_1_position }}</w:t>
       </w:r>
     </w:p>
     <w:p>
@@ -533,10 +493,7 @@
         </w:rPr>
       </w:pPr>
       <w:r>
-        <w:rPr>
-          <w:rFonts w:hint="eastAsia"/>
-        </w:rPr>
-        <w:t>参与国家“十五”重点项目研发，负责多源、海量地球物理数据的输入输出与目标处理系统。</w:t>
+        <w:t>{{ work_experience_1_tailored }}</w:t>
       </w:r>
     </w:p>
     <w:p>
@@ -550,12 +507,6 @@
           <w:rFonts w:hint="eastAsia"/>
         </w:rPr>
       </w:pPr>
-      <w:r>
-        <w:rPr>
-          <w:rFonts w:hint="eastAsia"/>
-        </w:rPr>
-        <w:t>在复杂数据处理、系统性能优化方面积累了丰富经验，奠定了扎实的工程实践基础。</w:t>
-      </w:r>
     </w:p>
     <w:p>
       <w:pPr>
@@ -568,12 +519,6 @@
           <w:rFonts w:hint="eastAsia"/>
         </w:rPr>
       </w:pPr>
-      <w:r>
-        <w:rPr>
-          <w:rFonts w:hint="eastAsia"/>
-        </w:rPr>
-        <w:t>期间荣获“优秀青年岗位能手（2001）”、“技术创新特等奖（2002）”及“优秀毕业生（2003）”称号。</w:t>
-      </w:r>
     </w:p>
     <w:p>
       <w:pPr>
@@ -626,7 +571,7 @@
         </w:rPr>
       </w:pPr>
       <w:r>
-        <w:t>{{ education_0_tailored }}</w:t>
+        <w:t>{{ education_1_time }}  {{ education_1_school }}  {{ education_1_major }}</w:t>
       </w:r>
     </w:p>
     <w:p>
@@ -646,11 +591,9 @@
       </w:pPr>
       <w:r>
         <w:rPr>
-          <w:rFonts w:hint="eastAsia"/>
-          <w:b/>
-          <w:bCs/>
-        </w:rPr>
-        <w:t>[证书与语言]</w:t>
+          <w:b/>
+        </w:rPr>
+        <w:t>{{ education_1_tailored }}</w:t>
       </w:r>
     </w:p>
     <w:p>
@@ -664,12 +607,6 @@
           <w:rFonts w:hint="eastAsia"/>
         </w:rPr>
       </w:pPr>
-      <w:r>
-        <w:rPr>
-          <w:rFonts w:hint="eastAsia"/>
-        </w:rPr>
-        <w:t>CAIE人工智能工程师（一级、二级）认证，2025</w:t>
-      </w:r>
     </w:p>
     <w:p>
       <w:pPr>
@@ -679,12 +616,6 @@
         </w:numPr>
         <w:ind w:left="420" w:leftChars="0" w:hanging="420" w:firstLineChars="0"/>
       </w:pPr>
-      <w:r>
-        <w:rPr>
-          <w:rFonts w:hint="eastAsia"/>
-        </w:rPr>
-        <w:t>英语可作为工作语言</w:t>
-      </w:r>
     </w:p>
     <w:sectPr>
       <w:pgSz w:w="11906" w:h="16838"/>
